--- a/applications/LJM_Lind_Jensen_Mechanical_Mechatronics_Engineer/Arunabha_Majumder_Resume_LJM_Mechanical_Mechatronics_Engineer.docx
+++ b/applications/LJM_Lind_Jensen_Mechanical_Mechatronics_Engineer/Arunabha_Majumder_Resume_LJM_Mechanical_Mechatronics_Engineer.docx
@@ -76,7 +76,7 @@
           <w:b w:val="0"/>
           <w:i w:val="0"/>
         </w:rPr>
-        <w:t>Mechanical and Mechatronics Engineer with a master's degree (MTech) in Mechatronics, a BTech in Mechanical Engineering and a PhD in progress at Aalborg University, with about three years of hands-on product development in Denmark. Develops and evaluates machine concepts and operating principles, and turns technical requirements into working hardware: 3D models, assemblies and production drawings in SolidWorks, component-level FEA for strength, stiffness and weight, prototype builds, and systematically planned, analysed and documented tests. Understands the interaction between mechanics, sensors, control and software, having designed and implemented the control principles for my own prototypes. Certified SolidWorks Associate (CSWA); Best Paper Award, IFToMM ISRM 2026.</w:t>
+        <w:t>Mechanical and Mechatronics Engineer with a master's degree (MTech) in Mechatronics, a BTech in Mechanical Engineering and a PhD in progress at Aalborg University, with about three years of hands-on product development in Denmark. Develops and evaluates machine concepts and operating principles, and turns technical requirements into working hardware: 3D models, assemblies and production drawings in SolidWorks, component-level FEA for strength, stiffness and weight, prototype builds, and systematically planned, analysed and documented tests. Understands the interaction between mechanics, sensors, control and software, having specified and implemented the control principles for self-built prototypes. Certified SolidWorks Associate (CSWA); Best Paper Award, IFToMM ISRM 2026.</w:t>
       </w:r>
     </w:p>
     <w:p>

--- a/applications/LJM_Lind_Jensen_Mechanical_Mechatronics_Engineer/Arunabha_Majumder_Resume_LJM_Mechanical_Mechatronics_Engineer.docx
+++ b/applications/LJM_Lind_Jensen_Mechanical_Mechatronics_Engineer/Arunabha_Majumder_Resume_LJM_Mechanical_Mechatronics_Engineer.docx
@@ -218,7 +218,7 @@
         <w:spacing w:after="40"/>
       </w:pPr>
       <w:r>
-        <w:t>Developed and evaluated a new operating principle for a wearable machine: a hybrid actuation concept that pairs a parallel spring with a 6 Nm motor, cutting energy consumption by more than 25% (Best Paper Award, IFToMM ISRM 2026).</w:t>
+        <w:t>Developed and evaluated a new operating principle for a shoulder exoskeleton: a hybrid actuation concept that pairs a parallel spring with a 6 Nm motor, cutting energy consumption by more than 25% (Best Paper Award, IFToMM ISRM 2026).</w:t>
       </w:r>
     </w:p>
     <w:p>
@@ -263,7 +263,7 @@
         <w:spacing w:after="40"/>
       </w:pPr>
       <w:r>
-        <w:t>Validated analytical stiffness models against test hardware to below 10% RMS error, and removed an external force/torque sensor from a 5-bar parallel robot by estimating force from the actuator, reducing cost, mass and integration complexity.</w:t>
+        <w:t>Developed end-effector force estimation for a 5-bar planar parallel robot using variable-stiffness actuators (VSA) and the robot Jacobian, validated against a force sensor to below 10% RMS error.</w:t>
       </w:r>
     </w:p>
     <w:p>
